--- a/testakten/statusfeststellung-gmbh-geschaeftsfuehrer-minderheit-erlangen/19_widerspruch_nachbesserung_kanzlei.docx
+++ b/testakten/statusfeststellung-gmbh-geschaeftsfuehrer-minderheit-erlangen/19_widerspruch_nachbesserung_kanzlei.docx
@@ -10,7 +10,7 @@
           <w:i w:val="0"/>
           <w:sz w:val="22"/>
         </w:rPr>
-        <w:t>Kanzlei Rehbogen und Kollegen, Fachanwaelte fuer Sozialrecht und Gesellschaftsrecht</w:t>
+        <w:t>Kanzlei Rehbogen und Kollegen, Fachanwälte für Sozialrecht und Gesellschaftsrecht</w:t>
       </w:r>
     </w:p>
     <w:p>
@@ -43,7 +43,7 @@
           <w:i w:val="0"/>
           <w:sz w:val="22"/>
         </w:rPr>
-        <w:t>An die Deutsche Rentenversicherung Bund, Clearingstelle Sozialversicherungsstatus, Ruhrstrasse 2, 10709 Berlin</w:t>
+        <w:t>An die Deutsche Rentenversicherung Bund, Clearingstelle Sozialversicherungsstatus, Ruhrstraße 2, 10709 Berlin</w:t>
       </w:r>
     </w:p>
     <w:p>
@@ -51,7 +51,7 @@
         <w:pStyle w:val="Heading2"/>
       </w:pPr>
       <w:r>
-        <w:t>Ergaenzung und Nachbesserung des Widerspruchs vom 20.02.2026, Aktenzeichen SV-2023-771402-VOGT</w:t>
+        <w:t>Ergänzung und Nachbesserung des Widerspruchs vom 20.02.2026, Aktenzeichen SV-2023-771402-VOGT</w:t>
       </w:r>
     </w:p>
     <w:p>
@@ -62,7 +62,7 @@
           <w:i w:val="0"/>
           <w:sz w:val="22"/>
         </w:rPr>
-        <w:t>Sehr geehrte Damen und Herren, namens und in Vollmacht der Neuralis MedTech GmbH und des Herrn Dr. Henrik Vogt nehmen wir zu dem Bescheid vom 09.02.2026 wie folgt ergaenzend Stellung und vertiefen den bereits form- und fristgerecht eingelegten Widerspruch vom 20.02.2026.</w:t>
+        <w:t>Sehr geehrte Damen und Herren, namens und in Vollmacht der Neuralis MedTech GmbH und des Herrn Dr. Henrik Vogt nehmen wir zu dem Bescheid vom 09.02.2026 wie folgt ergänzend Stellung und vertiefen den bereits form- und fristgerecht eingelegten Widerspruch vom 20.02.2026.</w:t>
       </w:r>
     </w:p>
     <w:p>
@@ -81,7 +81,7 @@
           <w:i w:val="0"/>
           <w:sz w:val="22"/>
         </w:rPr>
-        <w:t>Wir verweisen auf Paragraf 6.5 und Paragraf 7.3 des Gesellschaftsvertrags in der seit dem 19.09.2025 geltenden Fassung. Danach bedarf jede Weisung, die eine laufende klinische Studie unmittelbar unterbricht, sowie jede Aenderung des Ressorts von Herrn Dr. Vogt seiner Zustimmung. Diese Zustimmungsrechte gehen ueber ein blosses Anhoerungsrecht hinaus.</w:t>
+        <w:t>Wir verweisen auf Paragraf 6.5 und Paragraf 7.3 des Gesellschaftsvertrags in der seit dem 19.09.2025 geltenden Fassung. Danach bedarf jede Weisung, die eine laufende klinische Studie unmittelbar unterbricht, sowie jede Änderung des Ressorts von Herrn Dr. Vogt seiner Zustimmung. Diese Zustimmungsrechte gehen über ein bloßes Anhörungsrecht hinaus.</w:t>
       </w:r>
     </w:p>
     <w:p>
@@ -89,7 +89,7 @@
         <w:pStyle w:val="Heading2"/>
       </w:pPr>
       <w:r>
-        <w:t>2 Tatsaechliche Handhabung</w:t>
+        <w:t>2 Tatsächliche Handhabung</w:t>
       </w:r>
     </w:p>
     <w:p>
@@ -100,7 +100,7 @@
           <w:i w:val="0"/>
           <w:sz w:val="22"/>
         </w:rPr>
-        <w:t>Wir legen die Beiratsprotokolle vom 20.11.2025 vor, wonach Herr Dr. Vogt die Erteilung einer Patentlizenz an einen US-Partner erfolgreich verweigert hat, weil hierfuer eine Mehrheit von 75 Prozent beziehungsweise nach der Neufassung 90 Prozent erforderlich ist, die ohne seine Zustimmung nicht erreichbar ist.</w:t>
+        <w:t>Wir legen die Beiratsprotokolle vom 20.11.2025 vor, wonach Herr Dr. Vogt die Erteilung einer Patentlizenz an einen US-Partner erfolgreich verweigert hat, weil hierfür eine Mehrheit von 75 Prozent beziehungsweise nach der Neufassung 90 Prozent erforderlich ist, die ohne seine Zustimmung nicht erreichbar ist.</w:t>
       </w:r>
     </w:p>
     <w:p>
@@ -119,7 +119,7 @@
           <w:i w:val="0"/>
           <w:sz w:val="22"/>
         </w:rPr>
-        <w:t>Wir verweisen erneut auf die persoenliche Buergschaft ueber 400000,00 EUR und auf die Tatsache, dass Herr Dr. Vogt als Mitgruender im Jahr 2019 Alleingesellschafter war und seinen Anteil im Zuge der Finanzierungsrunde 2021 freiwillig reduziert hat, ohne operative Kontrolle vollstaendig abzugeben.</w:t>
+        <w:t>Wir verweisen erneut auf die persönliche Bürgschaft über 400000,00 EUR und auf die Tatsache, dass Herr Dr. Vogt als Mitgründer im Jahr 2019 Alleingesellschafter war und seinen Anteil im Zuge der Finanzierungsrunde 2021 freiwillig reduziert hat, ohne operative Kontrolle vollständig abzugeben.</w:t>
       </w:r>
     </w:p>
     <w:p>
@@ -138,7 +138,7 @@
           <w:i w:val="0"/>
           <w:sz w:val="22"/>
         </w:rPr>
-        <w:t>Wir beantragen, den Bescheid vom 09.02.2026 aufzuheben und festzustellen, dass Herr Dr. Vogt seine Taetigkeit als Geschaeftsfuehrer nicht im Rahmen eines abhaengigen Beschaeftigungsverhaeltnisses ausuebt. Hilfsweise wird angeregt, ein Gespraechstermin zur Erlaeuterung der Sperrminoritaet und ihrer gelebten Praxis anzuberaumen.</w:t>
+        <w:t>Wir beantragen, den Bescheid vom 09.02.2026 aufzuheben und festzustellen, dass Herr Dr. Vogt seine Tätigkeit als Geschäftsführer nicht im Rahmen eines abhängigen Beschäftigungsverhältnisses ausübt. Hilfsweise wird angeregt, ein Gesprächstermin zur Erläuterung der Sperrminorität und ihrer gelebten Praxis anzuberaumen.</w:t>
       </w:r>
     </w:p>
     <w:p>
@@ -149,28 +149,104 @@
           <w:i w:val="0"/>
           <w:sz w:val="22"/>
         </w:rPr>
-        <w:t>Mit freundlichen Gruessen, Dr. Fabian Rehbogen, Rechtsanwalt und Rentenberater</w:t>
-      </w:r>
-    </w:p>
-    <w:p>
-      <w:r>
-        <w:rPr>
-          <w:rFonts w:ascii="Times New Roman" w:hAnsi="Times New Roman"/>
-          <w:b w:val="0"/>
-          <w:i w:val="0"/>
-          <w:sz w:val="22"/>
-        </w:rPr>
-        <w:t>Formathinweis: Dieses Aktenstück wird in Times New Roman, 11 pt, mit ausschließlich dezimaler Gliederung ausgegeben.</w:t>
+        <w:t>Mit freundlichen Grüßen, Dr. Fabian Rehbogen, Rechtsanwalt und Rentenberater</w:t>
       </w:r>
     </w:p>
     <w:sectPr>
-      <w:pgSz w:w="12240" w:h="15840"/>
-      <w:pgMar w:top="1440" w:right="1800" w:bottom="1440" w:left="1800" w:header="720" w:footer="720" w:gutter="0"/>
+      <w:headerReference w:type="default" r:id="rId9"/>
+      <w:footerReference w:type="default" r:id="rId10"/>
+      <w:pgSz w:w="11906" w:h="16838"/>
+      <w:pgMar w:top="1440" w:right="1800" w:bottom="1440" w:left="1800" w:header="680" w:footer="567" w:gutter="0"/>
       <w:cols w:space="720"/>
       <w:docGrid w:linePitch="360"/>
     </w:sectPr>
   </w:body>
 </w:document>
+</file>
+
+<file path=word/footer1.xml><?xml version="1.0" encoding="utf-8"?>
+<w:ftr xmlns:m="http://schemas.openxmlformats.org/officeDocument/2006/math" xmlns:mc="http://schemas.openxmlformats.org/markup-compatibility/2006" xmlns:mo="http://schemas.microsoft.com/office/mac/office/2008/main" xmlns:mv="urn:schemas-microsoft-com:mac:vml" xmlns:o="urn:schemas-microsoft-com:office:office" xmlns:r="http://schemas.openxmlformats.org/officeDocument/2006/relationships" xmlns:v="urn:schemas-microsoft-com:vml" xmlns:w10="urn:schemas-microsoft-com:office:word" xmlns:w14="http://schemas.microsoft.com/office/word/2010/wordml" xmlns:w="http://schemas.openxmlformats.org/wordprocessingml/2006/main" xmlns:wne="http://schemas.microsoft.com/office/word/2006/wordml" xmlns:wp14="http://schemas.microsoft.com/office/word/2010/wordprocessingDrawing" xmlns:wp="http://schemas.openxmlformats.org/drawingml/2006/wordprocessingDrawing" xmlns:wpc="http://schemas.microsoft.com/office/word/2010/wordprocessingCanvas" xmlns:wpg="http://schemas.microsoft.com/office/word/2010/wordprocessingGroup" xmlns:wpi="http://schemas.microsoft.com/office/word/2010/wordprocessingInk" xmlns:wps="http://schemas.microsoft.com/office/word/2010/wordprocessingShape" mc:Ignorable="w14 wp14">
+  <w:p>
+    <w:pPr>
+      <w:pStyle w:val="Footer"/>
+      <w:tabs>
+        <w:tab w:pos="9071" w:val="right"/>
+      </w:tabs>
+      <w:jc w:val="left"/>
+    </w:pPr>
+    <w:r>
+      <w:rPr>
+        <w:rFonts w:ascii="Times New Roman" w:hAnsi="Times New Roman"/>
+        <w:color w:val="6B6B66"/>
+        <w:sz w:val="16"/>
+      </w:rPr>
+    </w:r>
+    <w:r>
+      <w:rPr>
+        <w:rFonts w:ascii="Times New Roman" w:hAnsi="Times New Roman"/>
+        <w:color w:val="6B6B66"/>
+        <w:sz w:val="16"/>
+      </w:rPr>
+      <w:t>An die Deutsche Rentenversicherung Bund</w:t>
+    </w:r>
+    <w:r>
+      <w:rPr>
+        <w:rFonts w:ascii="Times New Roman" w:hAnsi="Times New Roman"/>
+        <w:color w:val="6B6B66"/>
+        <w:sz w:val="16"/>
+      </w:rPr>
+      <w:tab/>
+      <w:t xml:space="preserve">Seite </w:t>
+    </w:r>
+    <w:r>
+      <w:rPr>
+        <w:rFonts w:ascii="Times New Roman" w:hAnsi="Times New Roman"/>
+        <w:color w:val="6B6B66"/>
+        <w:sz w:val="16"/>
+      </w:rPr>
+      <w:fldChar w:fldCharType="begin"/>
+      <w:instrText xml:space="preserve"> PAGE </w:instrText>
+      <w:fldChar w:fldCharType="end"/>
+    </w:r>
+  </w:p>
+</w:ftr>
+</file>
+
+<file path=word/header1.xml><?xml version="1.0" encoding="utf-8"?>
+<w:hdr xmlns:m="http://schemas.openxmlformats.org/officeDocument/2006/math" xmlns:mc="http://schemas.openxmlformats.org/markup-compatibility/2006" xmlns:mo="http://schemas.microsoft.com/office/mac/office/2008/main" xmlns:mv="urn:schemas-microsoft-com:mac:vml" xmlns:o="urn:schemas-microsoft-com:office:office" xmlns:r="http://schemas.openxmlformats.org/officeDocument/2006/relationships" xmlns:v="urn:schemas-microsoft-com:vml" xmlns:w10="urn:schemas-microsoft-com:office:word" xmlns:w14="http://schemas.microsoft.com/office/word/2010/wordml" xmlns:w="http://schemas.openxmlformats.org/wordprocessingml/2006/main" xmlns:wne="http://schemas.microsoft.com/office/word/2006/wordml" xmlns:wp14="http://schemas.microsoft.com/office/word/2010/wordprocessingDrawing" xmlns:wp="http://schemas.openxmlformats.org/drawingml/2006/wordprocessingDrawing" xmlns:wpc="http://schemas.microsoft.com/office/word/2010/wordprocessingCanvas" xmlns:wpg="http://schemas.microsoft.com/office/word/2010/wordprocessingGroup" xmlns:wpi="http://schemas.microsoft.com/office/word/2010/wordprocessingInk" xmlns:wps="http://schemas.microsoft.com/office/word/2010/wordprocessingShape" mc:Ignorable="w14 wp14">
+  <w:p>
+    <w:pPr>
+      <w:pStyle w:val="Header"/>
+      <w:jc w:val="left"/>
+    </w:pPr>
+    <w:r/>
+    <w:r>
+      <w:rPr>
+        <w:rFonts w:ascii="Times New Roman" w:hAnsi="Times New Roman"/>
+        <w:b/>
+        <w:color w:val="3B3F45"/>
+        <w:sz w:val="24"/>
+      </w:rPr>
+      <w:t>An die Deutsche Rentenversicherung Bund</w:t>
+    </w:r>
+  </w:p>
+  <w:p>
+    <w:pPr>
+      <w:jc w:val="left"/>
+      <w:pBdr>
+        <w:bottom w:val="single" w:sz="6" w:space="2" w:color="3B3F45"/>
+      </w:pBdr>
+    </w:pPr>
+    <w:r>
+      <w:rPr>
+        <w:rFonts w:ascii="Times New Roman" w:hAnsi="Times New Roman"/>
+        <w:color w:val="6B6B66"/>
+        <w:sz w:val="16"/>
+      </w:rPr>
+      <w:t>Clearingstelle Sozialversicherungsstatus, Ruhrstraße 2, 10709 Berlin · Aktenzeichen SV-2023-771402-VOGT</w:t>
+    </w:r>
+  </w:p>
+</w:hdr>
 </file>
 
 <file path=word/numbering.xml><?xml version="1.0" encoding="utf-8"?>
